--- a/Planeamiento del proyecto/Planeamiento Inicial.docx
+++ b/Planeamiento del proyecto/Planeamiento Inicial.docx
@@ -166,6 +166,7 @@
           <w:rFonts w:ascii="Times New Roman" w:eastAsia="Times New Roman" w:hAnsi="Times New Roman" w:cs="Times New Roman"/>
           <w:sz w:val="24"/>
           <w:szCs w:val="24"/>
+          <w:lang w:val="en-US"/>
         </w:rPr>
       </w:pPr>
       <w:r>
@@ -174,6 +175,7 @@
           <w:color w:val="000000"/>
           <w:sz w:val="24"/>
           <w:szCs w:val="24"/>
+          <w:lang w:val="en-US"/>
         </w:rPr>
         <w:t>PROFESOR</w:t>
       </w:r>
@@ -183,6 +185,7 @@
           <w:color w:val="000000"/>
           <w:sz w:val="24"/>
           <w:szCs w:val="24"/>
+          <w:lang w:val="en-US"/>
         </w:rPr>
         <w:t>ES</w:t>
       </w:r>
@@ -195,13 +198,15 @@
           <w:rFonts w:ascii="Arial" w:eastAsia="Times New Roman" w:hAnsi="Arial" w:cs="Arial"/>
           <w:sz w:val="24"/>
           <w:szCs w:val="24"/>
-        </w:rPr>
-      </w:pPr>
-      <w:r>
-        <w:rPr>
-          <w:rFonts w:ascii="Arial" w:eastAsia="Times New Roman" w:hAnsi="Arial" w:cs="Arial"/>
-          <w:sz w:val="24"/>
-          <w:szCs w:val="24"/>
+          <w:lang w:val="en-US"/>
+        </w:rPr>
+      </w:pPr>
+      <w:r>
+        <w:rPr>
+          <w:rFonts w:ascii="Arial" w:eastAsia="Times New Roman" w:hAnsi="Arial" w:cs="Arial"/>
+          <w:sz w:val="24"/>
+          <w:szCs w:val="24"/>
+          <w:lang w:val="en-US"/>
         </w:rPr>
         <w:t>Juan Scott Chaves Noguera</w:t>
       </w:r>
@@ -214,13 +219,15 @@
           <w:rFonts w:ascii="Arial" w:eastAsia="Times New Roman" w:hAnsi="Arial" w:cs="Arial"/>
           <w:sz w:val="24"/>
           <w:szCs w:val="24"/>
-        </w:rPr>
-      </w:pPr>
-      <w:r>
-        <w:rPr>
-          <w:rFonts w:ascii="Arial" w:eastAsia="Times New Roman" w:hAnsi="Arial" w:cs="Arial"/>
-          <w:sz w:val="24"/>
-          <w:szCs w:val="24"/>
+          <w:lang w:val="en-US"/>
+        </w:rPr>
+      </w:pPr>
+      <w:r>
+        <w:rPr>
+          <w:rFonts w:ascii="Arial" w:eastAsia="Times New Roman" w:hAnsi="Arial" w:cs="Arial"/>
+          <w:sz w:val="24"/>
+          <w:szCs w:val="24"/>
+          <w:lang w:val="en-US"/>
         </w:rPr>
         <w:t>William Marin Moreno</w:t>
       </w:r>
@@ -326,7 +333,34 @@
           <w:sz w:val="24"/>
           <w:szCs w:val="24"/>
         </w:rPr>
-        <w:t>Luis Diego Sandı Quesada</w:t>
+        <w:t>Luis Diego Sand</w:t>
+      </w:r>
+      <w:r>
+        <w:rPr>
+          <w:rFonts w:ascii="Arial" w:eastAsia="Times New Roman" w:hAnsi="Arial" w:cs="Arial"/>
+          <w:color w:val="000000" w:themeColor="text1"/>
+          <w:sz w:val="24"/>
+          <w:szCs w:val="24"/>
+        </w:rPr>
+        <w:t>í</w:t>
+      </w:r>
+      <w:r>
+        <w:rPr>
+          <w:rFonts w:ascii="Arial" w:eastAsia="Times New Roman" w:hAnsi="Arial" w:cs="Arial"/>
+          <w:color w:val="000000" w:themeColor="text1"/>
+          <w:sz w:val="24"/>
+          <w:szCs w:val="24"/>
+        </w:rPr>
+        <w:t xml:space="preserve"> Quesada</w:t>
+      </w:r>
+      <w:r>
+        <w:rPr>
+          <w:rFonts w:ascii="Arial" w:eastAsia="Times New Roman" w:hAnsi="Arial" w:cs="Arial"/>
+          <w:color w:val="000000" w:themeColor="text1"/>
+          <w:sz w:val="24"/>
+          <w:szCs w:val="24"/>
+        </w:rPr>
+        <w:t xml:space="preserve"> 2017098994</w:t>
       </w:r>
     </w:p>
     <w:p>
@@ -362,15 +396,13 @@
           <w:rFonts w:ascii="Arial" w:eastAsia="Times New Roman" w:hAnsi="Arial" w:cs="Arial"/>
           <w:sz w:val="24"/>
           <w:szCs w:val="24"/>
-          <w:lang w:val="en-US"/>
-        </w:rPr>
-      </w:pPr>
-      <w:r>
-        <w:rPr>
-          <w:rFonts w:ascii="Arial" w:eastAsia="Times New Roman" w:hAnsi="Arial" w:cs="Arial"/>
-          <w:sz w:val="24"/>
-          <w:szCs w:val="24"/>
-          <w:lang w:val="en-US"/>
+        </w:rPr>
+      </w:pPr>
+      <w:r>
+        <w:rPr>
+          <w:rFonts w:ascii="Arial" w:eastAsia="Times New Roman" w:hAnsi="Arial" w:cs="Arial"/>
+          <w:sz w:val="24"/>
+          <w:szCs w:val="24"/>
         </w:rPr>
         <w:t>I semestre 202</w:t>
       </w:r>
@@ -379,56 +411,19 @@
           <w:rFonts w:ascii="Arial" w:eastAsia="Times New Roman" w:hAnsi="Arial" w:cs="Arial"/>
           <w:sz w:val="24"/>
           <w:szCs w:val="24"/>
-          <w:lang w:val="en-US"/>
         </w:rPr>
         <w:t>6</w:t>
       </w:r>
     </w:p>
-    <w:p>
-      <w:pPr>
-        <w:rPr>
-          <w:lang w:val="en-US"/>
-        </w:rPr>
-      </w:pPr>
-    </w:p>
-    <w:p>
-      <w:pPr>
-        <w:rPr>
-          <w:lang w:val="en-US"/>
-        </w:rPr>
-      </w:pPr>
-    </w:p>
-    <w:p>
-      <w:pPr>
-        <w:rPr>
-          <w:lang w:val="en-US"/>
-        </w:rPr>
-      </w:pPr>
-    </w:p>
-    <w:p>
-      <w:pPr>
-        <w:rPr>
-          <w:lang w:val="en-US"/>
-        </w:rPr>
-      </w:pPr>
-    </w:p>
-    <w:p>
-      <w:pPr>
-        <w:rPr>
-          <w:lang w:val="en-US"/>
-        </w:rPr>
-      </w:pPr>
-    </w:p>
-    <w:p>
-      <w:pPr>
-        <w:rPr>
-          <w:lang w:val="en-US"/>
-        </w:rPr>
-      </w:pPr>
-    </w:p>
-    <w:p>
-      <w:pPr>
-        <w:pStyle w:val="Heading1"/>
+    <w:p/>
+    <w:p/>
+    <w:p/>
+    <w:p/>
+    <w:p/>
+    <w:p/>
+    <w:p>
+      <w:pPr>
+        <w:pStyle w:val="Ttulo1"/>
         <w:rPr>
           <w:color w:val="auto"/>
         </w:rPr>
@@ -475,7 +470,7 @@
     </w:p>
     <w:p>
       <w:pPr>
-        <w:pStyle w:val="Heading1"/>
+        <w:pStyle w:val="Ttulo1"/>
         <w:rPr>
           <w:color w:val="auto"/>
         </w:rPr>
@@ -499,7 +494,23 @@
         <w:jc w:val="both"/>
       </w:pPr>
       <w:r>
-        <w:t>Desarrollar e implementar el firmware para los módulos tracker del sistema de comunicaciones LoRa/APRS, permitiendo la adquisición de información de posicionamiento y su transmisión mediante protocolos de comunicación inalámbrica de baja potencia y largo alcance, garantizando un funcionamiento eficiente, confiable y acorde con los requerimientos técnicos del proyecto.</w:t>
+        <w:t xml:space="preserve">Desarrollar e implementar el firmware para los módulos </w:t>
+      </w:r>
+      <w:proofErr w:type="spellStart"/>
+      <w:r>
+        <w:t>tracker</w:t>
+      </w:r>
+      <w:proofErr w:type="spellEnd"/>
+      <w:r>
+        <w:t xml:space="preserve"> del sistema de comunicaciones </w:t>
+      </w:r>
+      <w:proofErr w:type="spellStart"/>
+      <w:r>
+        <w:t>LoRa</w:t>
+      </w:r>
+      <w:proofErr w:type="spellEnd"/>
+      <w:r>
+        <w:t>/APRS, permitiendo la adquisición de información de posicionamiento y su transmisión mediante protocolos de comunicación inalámbrica de baja potencia y largo alcance, garantizando un funcionamiento eficiente, confiable y acorde con los requerimientos técnicos del proyecto.</w:t>
       </w:r>
     </w:p>
     <w:p>
@@ -509,7 +520,7 @@
     </w:p>
     <w:p>
       <w:pPr>
-        <w:pStyle w:val="Heading1"/>
+        <w:pStyle w:val="Ttulo1"/>
         <w:rPr>
           <w:color w:val="auto"/>
         </w:rPr>
@@ -518,37 +529,13 @@
         <w:rPr>
           <w:color w:val="auto"/>
         </w:rPr>
-        <w:t>Objetivo</w:t>
-      </w:r>
-      <w:r>
-        <w:rPr>
-          <w:color w:val="auto"/>
-        </w:rPr>
-        <w:t>s</w:t>
-      </w:r>
-      <w:r>
-        <w:rPr>
-          <w:color w:val="auto"/>
-        </w:rPr>
-        <w:t xml:space="preserve"> </w:t>
-      </w:r>
-      <w:r>
-        <w:rPr>
-          <w:color w:val="auto"/>
-        </w:rPr>
-        <w:t>Específicos</w:t>
-      </w:r>
-      <w:r>
-        <w:rPr>
-          <w:color w:val="auto"/>
-        </w:rPr>
-        <w:t xml:space="preserve">: </w:t>
-      </w:r>
-    </w:p>
-    <w:p/>
-    <w:p>
-      <w:pPr>
-        <w:pStyle w:val="ListParagraph"/>
+        <w:t xml:space="preserve">Objetivos Específicos: </w:t>
+      </w:r>
+    </w:p>
+    <w:p/>
+    <w:p>
+      <w:pPr>
+        <w:pStyle w:val="Prrafodelista"/>
         <w:numPr>
           <w:ilvl w:val="0"/>
           <w:numId w:val="3"/>
@@ -556,12 +543,20 @@
         <w:jc w:val="both"/>
       </w:pPr>
       <w:r>
-        <w:t>Diseñar e implementar el firmware del módulo tracker, integrando los periféricos del sistema como el módulo GPS y el módulo de comunicación inalámbrica.</w:t>
-      </w:r>
-    </w:p>
-    <w:p>
-      <w:pPr>
-        <w:pStyle w:val="ListParagraph"/>
+        <w:t xml:space="preserve">Diseñar e implementar el firmware del módulo </w:t>
+      </w:r>
+      <w:proofErr w:type="spellStart"/>
+      <w:r>
+        <w:t>tracker</w:t>
+      </w:r>
+      <w:proofErr w:type="spellEnd"/>
+      <w:r>
+        <w:t>, integrando los periféricos del sistema como el módulo GPS y el módulo de comunicación inalámbrica.</w:t>
+      </w:r>
+    </w:p>
+    <w:p>
+      <w:pPr>
+        <w:pStyle w:val="Prrafodelista"/>
         <w:numPr>
           <w:ilvl w:val="0"/>
           <w:numId w:val="3"/>
@@ -569,12 +564,20 @@
         <w:jc w:val="both"/>
       </w:pPr>
       <w:r>
-        <w:t>Desarrollar el sistema de transmisión de datos, permitiendo el envío de información de posición y telemetría mediante tecnologías de comunicación como LoRa o APRS.</w:t>
-      </w:r>
-    </w:p>
-    <w:p>
-      <w:pPr>
-        <w:pStyle w:val="ListParagraph"/>
+        <w:t xml:space="preserve">Desarrollar el sistema de transmisión de datos, permitiendo el envío de información de posición y telemetría mediante tecnologías de comunicación como </w:t>
+      </w:r>
+      <w:proofErr w:type="spellStart"/>
+      <w:r>
+        <w:t>LoRa</w:t>
+      </w:r>
+      <w:proofErr w:type="spellEnd"/>
+      <w:r>
+        <w:t xml:space="preserve"> o APRS.</w:t>
+      </w:r>
+    </w:p>
+    <w:p>
+      <w:pPr>
+        <w:pStyle w:val="Prrafodelista"/>
         <w:numPr>
           <w:ilvl w:val="0"/>
           <w:numId w:val="3"/>
@@ -667,7 +670,7 @@
     </w:p>
     <w:p>
       <w:pPr>
-        <w:pStyle w:val="Heading1"/>
+        <w:pStyle w:val="Ttulo1"/>
         <w:rPr>
           <w:color w:val="auto"/>
         </w:rPr>
@@ -677,19 +680,60 @@
           <w:color w:val="auto"/>
         </w:rPr>
         <w:lastRenderedPageBreak/>
-        <w:t>Diagrama de Gantt</w:t>
-      </w:r>
-      <w:r>
-        <w:rPr>
-          <w:color w:val="auto"/>
-        </w:rPr>
-        <w:t xml:space="preserve">: </w:t>
+        <w:t xml:space="preserve">Diagrama de Gantt: </w:t>
       </w:r>
     </w:p>
     <w:p>
       <w:pPr>
         <w:jc w:val="both"/>
       </w:pPr>
+      <w:r>
+        <w:rPr>
+          <w:noProof/>
+          <w14:ligatures w14:val="standardContextual"/>
+        </w:rPr>
+        <w:drawing>
+          <wp:inline distT="0" distB="0" distL="0" distR="0" wp14:anchorId="20497E5B" wp14:editId="7A4628B4">
+            <wp:extent cx="6284817" cy="1038225"/>
+            <wp:effectExtent l="0" t="0" r="1905" b="0"/>
+            <wp:docPr id="336145202" name="Imagen 1"/>
+            <wp:cNvGraphicFramePr>
+              <a:graphicFrameLocks xmlns:a="http://schemas.openxmlformats.org/drawingml/2006/main" noChangeAspect="1"/>
+            </wp:cNvGraphicFramePr>
+            <a:graphic xmlns:a="http://schemas.openxmlformats.org/drawingml/2006/main">
+              <a:graphicData uri="http://schemas.openxmlformats.org/drawingml/2006/picture">
+                <pic:pic xmlns:pic="http://schemas.openxmlformats.org/drawingml/2006/picture">
+                  <pic:nvPicPr>
+                    <pic:cNvPr id="336145202" name="Imagen 336145202"/>
+                    <pic:cNvPicPr/>
+                  </pic:nvPicPr>
+                  <pic:blipFill>
+                    <a:blip r:embed="rId6" cstate="print">
+                      <a:extLst>
+                        <a:ext uri="{28A0092B-C50C-407E-A947-70E740481C1C}">
+                          <a14:useLocalDpi xmlns:a14="http://schemas.microsoft.com/office/drawing/2010/main" val="0"/>
+                        </a:ext>
+                      </a:extLst>
+                    </a:blip>
+                    <a:stretch>
+                      <a:fillRect/>
+                    </a:stretch>
+                  </pic:blipFill>
+                  <pic:spPr>
+                    <a:xfrm>
+                      <a:off x="0" y="0"/>
+                      <a:ext cx="6290384" cy="1039145"/>
+                    </a:xfrm>
+                    <a:prstGeom prst="rect">
+                      <a:avLst/>
+                    </a:prstGeom>
+                  </pic:spPr>
+                </pic:pic>
+              </a:graphicData>
+            </a:graphic>
+          </wp:inline>
+        </w:drawing>
+      </w:r>
     </w:p>
     <w:sectPr>
       <w:pgSz w:w="12240" w:h="15840"/>
@@ -1476,11 +1520,11 @@
       <w14:ligatures w14:val="none"/>
     </w:rPr>
   </w:style>
-  <w:style w:type="paragraph" w:styleId="Heading1">
+  <w:style w:type="paragraph" w:styleId="Ttulo1">
     <w:name w:val="heading 1"/>
     <w:basedOn w:val="Normal"/>
     <w:next w:val="Normal"/>
-    <w:link w:val="Heading1Char"/>
+    <w:link w:val="Ttulo1Car"/>
     <w:uiPriority w:val="9"/>
     <w:qFormat/>
     <w:rsid w:val="00BA5ED2"/>
@@ -1497,11 +1541,11 @@
       <w:szCs w:val="40"/>
     </w:rPr>
   </w:style>
-  <w:style w:type="paragraph" w:styleId="Heading2">
+  <w:style w:type="paragraph" w:styleId="Ttulo2">
     <w:name w:val="heading 2"/>
     <w:basedOn w:val="Normal"/>
     <w:next w:val="Normal"/>
-    <w:link w:val="Heading2Char"/>
+    <w:link w:val="Ttulo2Car"/>
     <w:uiPriority w:val="9"/>
     <w:semiHidden/>
     <w:unhideWhenUsed/>
@@ -1520,11 +1564,11 @@
       <w:szCs w:val="32"/>
     </w:rPr>
   </w:style>
-  <w:style w:type="paragraph" w:styleId="Heading3">
+  <w:style w:type="paragraph" w:styleId="Ttulo3">
     <w:name w:val="heading 3"/>
     <w:basedOn w:val="Normal"/>
     <w:next w:val="Normal"/>
-    <w:link w:val="Heading3Char"/>
+    <w:link w:val="Ttulo3Car"/>
     <w:uiPriority w:val="9"/>
     <w:semiHidden/>
     <w:unhideWhenUsed/>
@@ -1543,11 +1587,11 @@
       <w:szCs w:val="28"/>
     </w:rPr>
   </w:style>
-  <w:style w:type="paragraph" w:styleId="Heading4">
+  <w:style w:type="paragraph" w:styleId="Ttulo4">
     <w:name w:val="heading 4"/>
     <w:basedOn w:val="Normal"/>
     <w:next w:val="Normal"/>
-    <w:link w:val="Heading4Char"/>
+    <w:link w:val="Ttulo4Car"/>
     <w:uiPriority w:val="9"/>
     <w:semiHidden/>
     <w:unhideWhenUsed/>
@@ -1566,11 +1610,11 @@
       <w:color w:val="0F4761" w:themeColor="accent1" w:themeShade="BF"/>
     </w:rPr>
   </w:style>
-  <w:style w:type="paragraph" w:styleId="Heading5">
+  <w:style w:type="paragraph" w:styleId="Ttulo5">
     <w:name w:val="heading 5"/>
     <w:basedOn w:val="Normal"/>
     <w:next w:val="Normal"/>
-    <w:link w:val="Heading5Char"/>
+    <w:link w:val="Ttulo5Car"/>
     <w:uiPriority w:val="9"/>
     <w:semiHidden/>
     <w:unhideWhenUsed/>
@@ -1587,11 +1631,11 @@
       <w:color w:val="0F4761" w:themeColor="accent1" w:themeShade="BF"/>
     </w:rPr>
   </w:style>
-  <w:style w:type="paragraph" w:styleId="Heading6">
+  <w:style w:type="paragraph" w:styleId="Ttulo6">
     <w:name w:val="heading 6"/>
     <w:basedOn w:val="Normal"/>
     <w:next w:val="Normal"/>
-    <w:link w:val="Heading6Char"/>
+    <w:link w:val="Ttulo6Car"/>
     <w:uiPriority w:val="9"/>
     <w:semiHidden/>
     <w:unhideWhenUsed/>
@@ -1610,11 +1654,11 @@
       <w:color w:val="595959" w:themeColor="text1" w:themeTint="A6"/>
     </w:rPr>
   </w:style>
-  <w:style w:type="paragraph" w:styleId="Heading7">
+  <w:style w:type="paragraph" w:styleId="Ttulo7">
     <w:name w:val="heading 7"/>
     <w:basedOn w:val="Normal"/>
     <w:next w:val="Normal"/>
-    <w:link w:val="Heading7Char"/>
+    <w:link w:val="Ttulo7Car"/>
     <w:uiPriority w:val="9"/>
     <w:semiHidden/>
     <w:unhideWhenUsed/>
@@ -1631,11 +1675,11 @@
       <w:color w:val="595959" w:themeColor="text1" w:themeTint="A6"/>
     </w:rPr>
   </w:style>
-  <w:style w:type="paragraph" w:styleId="Heading8">
+  <w:style w:type="paragraph" w:styleId="Ttulo8">
     <w:name w:val="heading 8"/>
     <w:basedOn w:val="Normal"/>
     <w:next w:val="Normal"/>
-    <w:link w:val="Heading8Char"/>
+    <w:link w:val="Ttulo8Car"/>
     <w:uiPriority w:val="9"/>
     <w:semiHidden/>
     <w:unhideWhenUsed/>
@@ -1654,11 +1698,11 @@
       <w:color w:val="272727" w:themeColor="text1" w:themeTint="D8"/>
     </w:rPr>
   </w:style>
-  <w:style w:type="paragraph" w:styleId="Heading9">
+  <w:style w:type="paragraph" w:styleId="Ttulo9">
     <w:name w:val="heading 9"/>
     <w:basedOn w:val="Normal"/>
     <w:next w:val="Normal"/>
-    <w:link w:val="Heading9Char"/>
+    <w:link w:val="Ttulo9Car"/>
     <w:uiPriority w:val="9"/>
     <w:semiHidden/>
     <w:unhideWhenUsed/>
@@ -1675,12 +1719,13 @@
       <w:color w:val="272727" w:themeColor="text1" w:themeTint="D8"/>
     </w:rPr>
   </w:style>
-  <w:style w:type="character" w:default="1" w:styleId="DefaultParagraphFont">
+  <w:style w:type="character" w:default="1" w:styleId="Fuentedeprrafopredeter">
     <w:name w:val="Default Paragraph Font"/>
     <w:uiPriority w:val="1"/>
+    <w:semiHidden/>
     <w:unhideWhenUsed/>
   </w:style>
-  <w:style w:type="table" w:default="1" w:styleId="TableNormal">
+  <w:style w:type="table" w:default="1" w:styleId="Tablanormal">
     <w:name w:val="Normal Table"/>
     <w:uiPriority w:val="99"/>
     <w:semiHidden/>
@@ -1695,16 +1740,16 @@
       </w:tblCellMar>
     </w:tblPr>
   </w:style>
-  <w:style w:type="numbering" w:default="1" w:styleId="NoList">
+  <w:style w:type="numbering" w:default="1" w:styleId="Sinlista">
     <w:name w:val="No List"/>
     <w:uiPriority w:val="99"/>
     <w:semiHidden/>
     <w:unhideWhenUsed/>
   </w:style>
-  <w:style w:type="character" w:customStyle="1" w:styleId="Heading1Char">
-    <w:name w:val="Heading 1 Char"/>
-    <w:basedOn w:val="DefaultParagraphFont"/>
-    <w:link w:val="Heading1"/>
+  <w:style w:type="character" w:customStyle="1" w:styleId="Ttulo1Car">
+    <w:name w:val="Título 1 Car"/>
+    <w:basedOn w:val="Fuentedeprrafopredeter"/>
+    <w:link w:val="Ttulo1"/>
     <w:uiPriority w:val="9"/>
     <w:rsid w:val="00BA5ED2"/>
     <w:rPr>
@@ -1714,10 +1759,10 @@
       <w:szCs w:val="40"/>
     </w:rPr>
   </w:style>
-  <w:style w:type="character" w:customStyle="1" w:styleId="Heading2Char">
-    <w:name w:val="Heading 2 Char"/>
-    <w:basedOn w:val="DefaultParagraphFont"/>
-    <w:link w:val="Heading2"/>
+  <w:style w:type="character" w:customStyle="1" w:styleId="Ttulo2Car">
+    <w:name w:val="Título 2 Car"/>
+    <w:basedOn w:val="Fuentedeprrafopredeter"/>
+    <w:link w:val="Ttulo2"/>
     <w:uiPriority w:val="9"/>
     <w:semiHidden/>
     <w:rsid w:val="00BA5ED2"/>
@@ -1728,10 +1773,10 @@
       <w:szCs w:val="32"/>
     </w:rPr>
   </w:style>
-  <w:style w:type="character" w:customStyle="1" w:styleId="Heading3Char">
-    <w:name w:val="Heading 3 Char"/>
-    <w:basedOn w:val="DefaultParagraphFont"/>
-    <w:link w:val="Heading3"/>
+  <w:style w:type="character" w:customStyle="1" w:styleId="Ttulo3Car">
+    <w:name w:val="Título 3 Car"/>
+    <w:basedOn w:val="Fuentedeprrafopredeter"/>
+    <w:link w:val="Ttulo3"/>
     <w:uiPriority w:val="9"/>
     <w:semiHidden/>
     <w:rsid w:val="00BA5ED2"/>
@@ -1742,10 +1787,10 @@
       <w:szCs w:val="28"/>
     </w:rPr>
   </w:style>
-  <w:style w:type="character" w:customStyle="1" w:styleId="Heading4Char">
-    <w:name w:val="Heading 4 Char"/>
-    <w:basedOn w:val="DefaultParagraphFont"/>
-    <w:link w:val="Heading4"/>
+  <w:style w:type="character" w:customStyle="1" w:styleId="Ttulo4Car">
+    <w:name w:val="Título 4 Car"/>
+    <w:basedOn w:val="Fuentedeprrafopredeter"/>
+    <w:link w:val="Ttulo4"/>
     <w:uiPriority w:val="9"/>
     <w:semiHidden/>
     <w:rsid w:val="00BA5ED2"/>
@@ -1756,10 +1801,10 @@
       <w:color w:val="0F4761" w:themeColor="accent1" w:themeShade="BF"/>
     </w:rPr>
   </w:style>
-  <w:style w:type="character" w:customStyle="1" w:styleId="Heading5Char">
-    <w:name w:val="Heading 5 Char"/>
-    <w:basedOn w:val="DefaultParagraphFont"/>
-    <w:link w:val="Heading5"/>
+  <w:style w:type="character" w:customStyle="1" w:styleId="Ttulo5Car">
+    <w:name w:val="Título 5 Car"/>
+    <w:basedOn w:val="Fuentedeprrafopredeter"/>
+    <w:link w:val="Ttulo5"/>
     <w:uiPriority w:val="9"/>
     <w:semiHidden/>
     <w:rsid w:val="00BA5ED2"/>
@@ -1768,10 +1813,10 @@
       <w:color w:val="0F4761" w:themeColor="accent1" w:themeShade="BF"/>
     </w:rPr>
   </w:style>
-  <w:style w:type="character" w:customStyle="1" w:styleId="Heading6Char">
-    <w:name w:val="Heading 6 Char"/>
-    <w:basedOn w:val="DefaultParagraphFont"/>
-    <w:link w:val="Heading6"/>
+  <w:style w:type="character" w:customStyle="1" w:styleId="Ttulo6Car">
+    <w:name w:val="Título 6 Car"/>
+    <w:basedOn w:val="Fuentedeprrafopredeter"/>
+    <w:link w:val="Ttulo6"/>
     <w:uiPriority w:val="9"/>
     <w:semiHidden/>
     <w:rsid w:val="00BA5ED2"/>
@@ -1782,10 +1827,10 @@
       <w:color w:val="595959" w:themeColor="text1" w:themeTint="A6"/>
     </w:rPr>
   </w:style>
-  <w:style w:type="character" w:customStyle="1" w:styleId="Heading7Char">
-    <w:name w:val="Heading 7 Char"/>
-    <w:basedOn w:val="DefaultParagraphFont"/>
-    <w:link w:val="Heading7"/>
+  <w:style w:type="character" w:customStyle="1" w:styleId="Ttulo7Car">
+    <w:name w:val="Título 7 Car"/>
+    <w:basedOn w:val="Fuentedeprrafopredeter"/>
+    <w:link w:val="Ttulo7"/>
     <w:uiPriority w:val="9"/>
     <w:semiHidden/>
     <w:rsid w:val="00BA5ED2"/>
@@ -1794,10 +1839,10 @@
       <w:color w:val="595959" w:themeColor="text1" w:themeTint="A6"/>
     </w:rPr>
   </w:style>
-  <w:style w:type="character" w:customStyle="1" w:styleId="Heading8Char">
-    <w:name w:val="Heading 8 Char"/>
-    <w:basedOn w:val="DefaultParagraphFont"/>
-    <w:link w:val="Heading8"/>
+  <w:style w:type="character" w:customStyle="1" w:styleId="Ttulo8Car">
+    <w:name w:val="Título 8 Car"/>
+    <w:basedOn w:val="Fuentedeprrafopredeter"/>
+    <w:link w:val="Ttulo8"/>
     <w:uiPriority w:val="9"/>
     <w:semiHidden/>
     <w:rsid w:val="00BA5ED2"/>
@@ -1808,10 +1853,10 @@
       <w:color w:val="272727" w:themeColor="text1" w:themeTint="D8"/>
     </w:rPr>
   </w:style>
-  <w:style w:type="character" w:customStyle="1" w:styleId="Heading9Char">
-    <w:name w:val="Heading 9 Char"/>
-    <w:basedOn w:val="DefaultParagraphFont"/>
-    <w:link w:val="Heading9"/>
+  <w:style w:type="character" w:customStyle="1" w:styleId="Ttulo9Car">
+    <w:name w:val="Título 9 Car"/>
+    <w:basedOn w:val="Fuentedeprrafopredeter"/>
+    <w:link w:val="Ttulo9"/>
     <w:uiPriority w:val="9"/>
     <w:semiHidden/>
     <w:rsid w:val="00BA5ED2"/>
@@ -1820,11 +1865,11 @@
       <w:color w:val="272727" w:themeColor="text1" w:themeTint="D8"/>
     </w:rPr>
   </w:style>
-  <w:style w:type="paragraph" w:styleId="Title">
+  <w:style w:type="paragraph" w:styleId="Ttulo">
     <w:name w:val="Title"/>
     <w:basedOn w:val="Normal"/>
     <w:next w:val="Normal"/>
-    <w:link w:val="TitleChar"/>
+    <w:link w:val="TtuloCar"/>
     <w:uiPriority w:val="10"/>
     <w:qFormat/>
     <w:rsid w:val="00BA5ED2"/>
@@ -1840,10 +1885,10 @@
       <w:szCs w:val="56"/>
     </w:rPr>
   </w:style>
-  <w:style w:type="character" w:customStyle="1" w:styleId="TitleChar">
-    <w:name w:val="Title Char"/>
-    <w:basedOn w:val="DefaultParagraphFont"/>
-    <w:link w:val="Title"/>
+  <w:style w:type="character" w:customStyle="1" w:styleId="TtuloCar">
+    <w:name w:val="Título Car"/>
+    <w:basedOn w:val="Fuentedeprrafopredeter"/>
+    <w:link w:val="Ttulo"/>
     <w:uiPriority w:val="10"/>
     <w:rsid w:val="00BA5ED2"/>
     <w:rPr>
@@ -1854,11 +1899,11 @@
       <w:szCs w:val="56"/>
     </w:rPr>
   </w:style>
-  <w:style w:type="paragraph" w:styleId="Subtitle">
+  <w:style w:type="paragraph" w:styleId="Subttulo">
     <w:name w:val="Subtitle"/>
     <w:basedOn w:val="Normal"/>
     <w:next w:val="Normal"/>
-    <w:link w:val="SubtitleChar"/>
+    <w:link w:val="SubttuloCar"/>
     <w:uiPriority w:val="11"/>
     <w:qFormat/>
     <w:rsid w:val="00BA5ED2"/>
@@ -1875,10 +1920,10 @@
       <w:szCs w:val="28"/>
     </w:rPr>
   </w:style>
-  <w:style w:type="character" w:customStyle="1" w:styleId="SubtitleChar">
-    <w:name w:val="Subtitle Char"/>
-    <w:basedOn w:val="DefaultParagraphFont"/>
-    <w:link w:val="Subtitle"/>
+  <w:style w:type="character" w:customStyle="1" w:styleId="SubttuloCar">
+    <w:name w:val="Subtítulo Car"/>
+    <w:basedOn w:val="Fuentedeprrafopredeter"/>
+    <w:link w:val="Subttulo"/>
     <w:uiPriority w:val="11"/>
     <w:rsid w:val="00BA5ED2"/>
     <w:rPr>
@@ -1889,11 +1934,11 @@
       <w:szCs w:val="28"/>
     </w:rPr>
   </w:style>
-  <w:style w:type="paragraph" w:styleId="Quote">
+  <w:style w:type="paragraph" w:styleId="Cita">
     <w:name w:val="Quote"/>
     <w:basedOn w:val="Normal"/>
     <w:next w:val="Normal"/>
-    <w:link w:val="QuoteChar"/>
+    <w:link w:val="CitaCar"/>
     <w:uiPriority w:val="29"/>
     <w:qFormat/>
     <w:rsid w:val="00BA5ED2"/>
@@ -1907,10 +1952,10 @@
       <w:color w:val="404040" w:themeColor="text1" w:themeTint="BF"/>
     </w:rPr>
   </w:style>
-  <w:style w:type="character" w:customStyle="1" w:styleId="QuoteChar">
-    <w:name w:val="Quote Char"/>
-    <w:basedOn w:val="DefaultParagraphFont"/>
-    <w:link w:val="Quote"/>
+  <w:style w:type="character" w:customStyle="1" w:styleId="CitaCar">
+    <w:name w:val="Cita Car"/>
+    <w:basedOn w:val="Fuentedeprrafopredeter"/>
+    <w:link w:val="Cita"/>
     <w:uiPriority w:val="29"/>
     <w:rsid w:val="00BA5ED2"/>
     <w:rPr>
@@ -1919,7 +1964,7 @@
       <w:color w:val="404040" w:themeColor="text1" w:themeTint="BF"/>
     </w:rPr>
   </w:style>
-  <w:style w:type="paragraph" w:styleId="ListParagraph">
+  <w:style w:type="paragraph" w:styleId="Prrafodelista">
     <w:name w:val="List Paragraph"/>
     <w:basedOn w:val="Normal"/>
     <w:uiPriority w:val="34"/>
@@ -1930,9 +1975,9 @@
       <w:contextualSpacing/>
     </w:pPr>
   </w:style>
-  <w:style w:type="character" w:styleId="IntenseEmphasis">
+  <w:style w:type="character" w:styleId="nfasisintenso">
     <w:name w:val="Intense Emphasis"/>
-    <w:basedOn w:val="DefaultParagraphFont"/>
+    <w:basedOn w:val="Fuentedeprrafopredeter"/>
     <w:uiPriority w:val="21"/>
     <w:qFormat/>
     <w:rsid w:val="00BA5ED2"/>
@@ -1942,11 +1987,11 @@
       <w:color w:val="0F4761" w:themeColor="accent1" w:themeShade="BF"/>
     </w:rPr>
   </w:style>
-  <w:style w:type="paragraph" w:styleId="IntenseQuote">
+  <w:style w:type="paragraph" w:styleId="Citadestacada">
     <w:name w:val="Intense Quote"/>
     <w:basedOn w:val="Normal"/>
     <w:next w:val="Normal"/>
-    <w:link w:val="IntenseQuoteChar"/>
+    <w:link w:val="CitadestacadaCar"/>
     <w:uiPriority w:val="30"/>
     <w:qFormat/>
     <w:rsid w:val="00BA5ED2"/>
@@ -1965,10 +2010,10 @@
       <w:color w:val="0F4761" w:themeColor="accent1" w:themeShade="BF"/>
     </w:rPr>
   </w:style>
-  <w:style w:type="character" w:customStyle="1" w:styleId="IntenseQuoteChar">
-    <w:name w:val="Intense Quote Char"/>
-    <w:basedOn w:val="DefaultParagraphFont"/>
-    <w:link w:val="IntenseQuote"/>
+  <w:style w:type="character" w:customStyle="1" w:styleId="CitadestacadaCar">
+    <w:name w:val="Cita destacada Car"/>
+    <w:basedOn w:val="Fuentedeprrafopredeter"/>
+    <w:link w:val="Citadestacada"/>
     <w:uiPriority w:val="30"/>
     <w:rsid w:val="00BA5ED2"/>
     <w:rPr>
@@ -1977,9 +2022,9 @@
       <w:color w:val="0F4761" w:themeColor="accent1" w:themeShade="BF"/>
     </w:rPr>
   </w:style>
-  <w:style w:type="character" w:styleId="IntenseReference">
+  <w:style w:type="character" w:styleId="Referenciaintensa">
     <w:name w:val="Intense Reference"/>
-    <w:basedOn w:val="DefaultParagraphFont"/>
+    <w:basedOn w:val="Fuentedeprrafopredeter"/>
     <w:uiPriority w:val="32"/>
     <w:qFormat/>
     <w:rsid w:val="00BA5ED2"/>
@@ -1991,9 +2036,9 @@
       <w:spacing w:val="5"/>
     </w:rPr>
   </w:style>
-  <w:style w:type="character" w:styleId="Hyperlink">
+  <w:style w:type="character" w:styleId="Hipervnculo">
     <w:name w:val="Hyperlink"/>
-    <w:basedOn w:val="DefaultParagraphFont"/>
+    <w:basedOn w:val="Fuentedeprrafopredeter"/>
     <w:uiPriority w:val="99"/>
     <w:unhideWhenUsed/>
     <w:rsid w:val="006A428F"/>
@@ -2002,9 +2047,9 @@
       <w:u w:val="single"/>
     </w:rPr>
   </w:style>
-  <w:style w:type="character" w:styleId="UnresolvedMention">
+  <w:style w:type="character" w:styleId="Mencinsinresolver">
     <w:name w:val="Unresolved Mention"/>
-    <w:basedOn w:val="DefaultParagraphFont"/>
+    <w:basedOn w:val="Fuentedeprrafopredeter"/>
     <w:uiPriority w:val="99"/>
     <w:semiHidden/>
     <w:unhideWhenUsed/>

--- a/Planeamiento del proyecto/Planeamiento Inicial.docx
+++ b/Planeamiento del proyecto/Planeamiento Inicial.docx
@@ -423,54 +423,7 @@
     <w:p/>
     <w:p>
       <w:pPr>
-        <w:pStyle w:val="Ttulo1"/>
-        <w:rPr>
-          <w:color w:val="auto"/>
-        </w:rPr>
-      </w:pPr>
-      <w:r>
-        <w:rPr>
-          <w:color w:val="auto"/>
-        </w:rPr>
-        <w:lastRenderedPageBreak/>
-        <w:t xml:space="preserve">Alcance de Proyecto: </w:t>
-      </w:r>
-    </w:p>
-    <w:p/>
-    <w:p/>
-    <w:p/>
-    <w:p/>
-    <w:p/>
-    <w:p/>
-    <w:p/>
-    <w:p/>
-    <w:p/>
-    <w:p/>
-    <w:p/>
-    <w:p/>
-    <w:p/>
-    <w:p/>
-    <w:p/>
-    <w:p/>
-    <w:p/>
-    <w:p/>
-    <w:p/>
-    <w:p/>
-    <w:p/>
-    <w:p/>
-    <w:p/>
-    <w:p/>
-    <w:p/>
-    <w:p/>
-    <w:p/>
-    <w:p>
-      <w:r>
-        <w:t xml:space="preserve"> </w:t>
-      </w:r>
-    </w:p>
-    <w:p>
-      <w:pPr>
-        <w:pStyle w:val="Ttulo1"/>
+        <w:pStyle w:val="Heading1"/>
         <w:rPr>
           <w:color w:val="auto"/>
         </w:rPr>
@@ -520,7 +473,7 @@
     </w:p>
     <w:p>
       <w:pPr>
-        <w:pStyle w:val="Ttulo1"/>
+        <w:pStyle w:val="Heading1"/>
         <w:rPr>
           <w:color w:val="auto"/>
         </w:rPr>
@@ -535,7 +488,7 @@
     <w:p/>
     <w:p>
       <w:pPr>
-        <w:pStyle w:val="Prrafodelista"/>
+        <w:pStyle w:val="ListParagraph"/>
         <w:numPr>
           <w:ilvl w:val="0"/>
           <w:numId w:val="3"/>
@@ -556,7 +509,7 @@
     </w:p>
     <w:p>
       <w:pPr>
-        <w:pStyle w:val="Prrafodelista"/>
+        <w:pStyle w:val="ListParagraph"/>
         <w:numPr>
           <w:ilvl w:val="0"/>
           <w:numId w:val="3"/>
@@ -577,7 +530,7 @@
     </w:p>
     <w:p>
       <w:pPr>
-        <w:pStyle w:val="Prrafodelista"/>
+        <w:pStyle w:val="ListParagraph"/>
         <w:numPr>
           <w:ilvl w:val="0"/>
           <w:numId w:val="3"/>
@@ -670,7 +623,7 @@
     </w:p>
     <w:p>
       <w:pPr>
-        <w:pStyle w:val="Ttulo1"/>
+        <w:pStyle w:val="Heading1"/>
         <w:rPr>
           <w:color w:val="auto"/>
         </w:rPr>
@@ -1520,11 +1473,11 @@
       <w14:ligatures w14:val="none"/>
     </w:rPr>
   </w:style>
-  <w:style w:type="paragraph" w:styleId="Ttulo1">
+  <w:style w:type="paragraph" w:styleId="Heading1">
     <w:name w:val="heading 1"/>
     <w:basedOn w:val="Normal"/>
     <w:next w:val="Normal"/>
-    <w:link w:val="Ttulo1Car"/>
+    <w:link w:val="Heading1Char"/>
     <w:uiPriority w:val="9"/>
     <w:qFormat/>
     <w:rsid w:val="00BA5ED2"/>
@@ -1541,11 +1494,11 @@
       <w:szCs w:val="40"/>
     </w:rPr>
   </w:style>
-  <w:style w:type="paragraph" w:styleId="Ttulo2">
+  <w:style w:type="paragraph" w:styleId="Heading2">
     <w:name w:val="heading 2"/>
     <w:basedOn w:val="Normal"/>
     <w:next w:val="Normal"/>
-    <w:link w:val="Ttulo2Car"/>
+    <w:link w:val="Heading2Char"/>
     <w:uiPriority w:val="9"/>
     <w:semiHidden/>
     <w:unhideWhenUsed/>
@@ -1564,11 +1517,11 @@
       <w:szCs w:val="32"/>
     </w:rPr>
   </w:style>
-  <w:style w:type="paragraph" w:styleId="Ttulo3">
+  <w:style w:type="paragraph" w:styleId="Heading3">
     <w:name w:val="heading 3"/>
     <w:basedOn w:val="Normal"/>
     <w:next w:val="Normal"/>
-    <w:link w:val="Ttulo3Car"/>
+    <w:link w:val="Heading3Char"/>
     <w:uiPriority w:val="9"/>
     <w:semiHidden/>
     <w:unhideWhenUsed/>
@@ -1587,11 +1540,11 @@
       <w:szCs w:val="28"/>
     </w:rPr>
   </w:style>
-  <w:style w:type="paragraph" w:styleId="Ttulo4">
+  <w:style w:type="paragraph" w:styleId="Heading4">
     <w:name w:val="heading 4"/>
     <w:basedOn w:val="Normal"/>
     <w:next w:val="Normal"/>
-    <w:link w:val="Ttulo4Car"/>
+    <w:link w:val="Heading4Char"/>
     <w:uiPriority w:val="9"/>
     <w:semiHidden/>
     <w:unhideWhenUsed/>
@@ -1610,11 +1563,11 @@
       <w:color w:val="0F4761" w:themeColor="accent1" w:themeShade="BF"/>
     </w:rPr>
   </w:style>
-  <w:style w:type="paragraph" w:styleId="Ttulo5">
+  <w:style w:type="paragraph" w:styleId="Heading5">
     <w:name w:val="heading 5"/>
     <w:basedOn w:val="Normal"/>
     <w:next w:val="Normal"/>
-    <w:link w:val="Ttulo5Car"/>
+    <w:link w:val="Heading5Char"/>
     <w:uiPriority w:val="9"/>
     <w:semiHidden/>
     <w:unhideWhenUsed/>
@@ -1631,11 +1584,11 @@
       <w:color w:val="0F4761" w:themeColor="accent1" w:themeShade="BF"/>
     </w:rPr>
   </w:style>
-  <w:style w:type="paragraph" w:styleId="Ttulo6">
+  <w:style w:type="paragraph" w:styleId="Heading6">
     <w:name w:val="heading 6"/>
     <w:basedOn w:val="Normal"/>
     <w:next w:val="Normal"/>
-    <w:link w:val="Ttulo6Car"/>
+    <w:link w:val="Heading6Char"/>
     <w:uiPriority w:val="9"/>
     <w:semiHidden/>
     <w:unhideWhenUsed/>
@@ -1654,11 +1607,11 @@
       <w:color w:val="595959" w:themeColor="text1" w:themeTint="A6"/>
     </w:rPr>
   </w:style>
-  <w:style w:type="paragraph" w:styleId="Ttulo7">
+  <w:style w:type="paragraph" w:styleId="Heading7">
     <w:name w:val="heading 7"/>
     <w:basedOn w:val="Normal"/>
     <w:next w:val="Normal"/>
-    <w:link w:val="Ttulo7Car"/>
+    <w:link w:val="Heading7Char"/>
     <w:uiPriority w:val="9"/>
     <w:semiHidden/>
     <w:unhideWhenUsed/>
@@ -1675,11 +1628,11 @@
       <w:color w:val="595959" w:themeColor="text1" w:themeTint="A6"/>
     </w:rPr>
   </w:style>
-  <w:style w:type="paragraph" w:styleId="Ttulo8">
+  <w:style w:type="paragraph" w:styleId="Heading8">
     <w:name w:val="heading 8"/>
     <w:basedOn w:val="Normal"/>
     <w:next w:val="Normal"/>
-    <w:link w:val="Ttulo8Car"/>
+    <w:link w:val="Heading8Char"/>
     <w:uiPriority w:val="9"/>
     <w:semiHidden/>
     <w:unhideWhenUsed/>
@@ -1698,11 +1651,11 @@
       <w:color w:val="272727" w:themeColor="text1" w:themeTint="D8"/>
     </w:rPr>
   </w:style>
-  <w:style w:type="paragraph" w:styleId="Ttulo9">
+  <w:style w:type="paragraph" w:styleId="Heading9">
     <w:name w:val="heading 9"/>
     <w:basedOn w:val="Normal"/>
     <w:next w:val="Normal"/>
-    <w:link w:val="Ttulo9Car"/>
+    <w:link w:val="Heading9Char"/>
     <w:uiPriority w:val="9"/>
     <w:semiHidden/>
     <w:unhideWhenUsed/>
@@ -1719,13 +1672,13 @@
       <w:color w:val="272727" w:themeColor="text1" w:themeTint="D8"/>
     </w:rPr>
   </w:style>
-  <w:style w:type="character" w:default="1" w:styleId="Fuentedeprrafopredeter">
+  <w:style w:type="character" w:default="1" w:styleId="DefaultParagraphFont">
     <w:name w:val="Default Paragraph Font"/>
     <w:uiPriority w:val="1"/>
     <w:semiHidden/>
     <w:unhideWhenUsed/>
   </w:style>
-  <w:style w:type="table" w:default="1" w:styleId="Tablanormal">
+  <w:style w:type="table" w:default="1" w:styleId="TableNormal">
     <w:name w:val="Normal Table"/>
     <w:uiPriority w:val="99"/>
     <w:semiHidden/>
@@ -1740,16 +1693,16 @@
       </w:tblCellMar>
     </w:tblPr>
   </w:style>
-  <w:style w:type="numbering" w:default="1" w:styleId="Sinlista">
+  <w:style w:type="numbering" w:default="1" w:styleId="NoList">
     <w:name w:val="No List"/>
     <w:uiPriority w:val="99"/>
     <w:semiHidden/>
     <w:unhideWhenUsed/>
   </w:style>
-  <w:style w:type="character" w:customStyle="1" w:styleId="Ttulo1Car">
-    <w:name w:val="Título 1 Car"/>
-    <w:basedOn w:val="Fuentedeprrafopredeter"/>
-    <w:link w:val="Ttulo1"/>
+  <w:style w:type="character" w:customStyle="1" w:styleId="Heading1Char">
+    <w:name w:val="Heading 1 Char"/>
+    <w:basedOn w:val="DefaultParagraphFont"/>
+    <w:link w:val="Heading1"/>
     <w:uiPriority w:val="9"/>
     <w:rsid w:val="00BA5ED2"/>
     <w:rPr>
@@ -1759,10 +1712,10 @@
       <w:szCs w:val="40"/>
     </w:rPr>
   </w:style>
-  <w:style w:type="character" w:customStyle="1" w:styleId="Ttulo2Car">
-    <w:name w:val="Título 2 Car"/>
-    <w:basedOn w:val="Fuentedeprrafopredeter"/>
-    <w:link w:val="Ttulo2"/>
+  <w:style w:type="character" w:customStyle="1" w:styleId="Heading2Char">
+    <w:name w:val="Heading 2 Char"/>
+    <w:basedOn w:val="DefaultParagraphFont"/>
+    <w:link w:val="Heading2"/>
     <w:uiPriority w:val="9"/>
     <w:semiHidden/>
     <w:rsid w:val="00BA5ED2"/>
@@ -1773,10 +1726,10 @@
       <w:szCs w:val="32"/>
     </w:rPr>
   </w:style>
-  <w:style w:type="character" w:customStyle="1" w:styleId="Ttulo3Car">
-    <w:name w:val="Título 3 Car"/>
-    <w:basedOn w:val="Fuentedeprrafopredeter"/>
-    <w:link w:val="Ttulo3"/>
+  <w:style w:type="character" w:customStyle="1" w:styleId="Heading3Char">
+    <w:name w:val="Heading 3 Char"/>
+    <w:basedOn w:val="DefaultParagraphFont"/>
+    <w:link w:val="Heading3"/>
     <w:uiPriority w:val="9"/>
     <w:semiHidden/>
     <w:rsid w:val="00BA5ED2"/>
@@ -1787,10 +1740,10 @@
       <w:szCs w:val="28"/>
     </w:rPr>
   </w:style>
-  <w:style w:type="character" w:customStyle="1" w:styleId="Ttulo4Car">
-    <w:name w:val="Título 4 Car"/>
-    <w:basedOn w:val="Fuentedeprrafopredeter"/>
-    <w:link w:val="Ttulo4"/>
+  <w:style w:type="character" w:customStyle="1" w:styleId="Heading4Char">
+    <w:name w:val="Heading 4 Char"/>
+    <w:basedOn w:val="DefaultParagraphFont"/>
+    <w:link w:val="Heading4"/>
     <w:uiPriority w:val="9"/>
     <w:semiHidden/>
     <w:rsid w:val="00BA5ED2"/>
@@ -1801,10 +1754,10 @@
       <w:color w:val="0F4761" w:themeColor="accent1" w:themeShade="BF"/>
     </w:rPr>
   </w:style>
-  <w:style w:type="character" w:customStyle="1" w:styleId="Ttulo5Car">
-    <w:name w:val="Título 5 Car"/>
-    <w:basedOn w:val="Fuentedeprrafopredeter"/>
-    <w:link w:val="Ttulo5"/>
+  <w:style w:type="character" w:customStyle="1" w:styleId="Heading5Char">
+    <w:name w:val="Heading 5 Char"/>
+    <w:basedOn w:val="DefaultParagraphFont"/>
+    <w:link w:val="Heading5"/>
     <w:uiPriority w:val="9"/>
     <w:semiHidden/>
     <w:rsid w:val="00BA5ED2"/>
@@ -1813,10 +1766,10 @@
       <w:color w:val="0F4761" w:themeColor="accent1" w:themeShade="BF"/>
     </w:rPr>
   </w:style>
-  <w:style w:type="character" w:customStyle="1" w:styleId="Ttulo6Car">
-    <w:name w:val="Título 6 Car"/>
-    <w:basedOn w:val="Fuentedeprrafopredeter"/>
-    <w:link w:val="Ttulo6"/>
+  <w:style w:type="character" w:customStyle="1" w:styleId="Heading6Char">
+    <w:name w:val="Heading 6 Char"/>
+    <w:basedOn w:val="DefaultParagraphFont"/>
+    <w:link w:val="Heading6"/>
     <w:uiPriority w:val="9"/>
     <w:semiHidden/>
     <w:rsid w:val="00BA5ED2"/>
@@ -1827,10 +1780,10 @@
       <w:color w:val="595959" w:themeColor="text1" w:themeTint="A6"/>
     </w:rPr>
   </w:style>
-  <w:style w:type="character" w:customStyle="1" w:styleId="Ttulo7Car">
-    <w:name w:val="Título 7 Car"/>
-    <w:basedOn w:val="Fuentedeprrafopredeter"/>
-    <w:link w:val="Ttulo7"/>
+  <w:style w:type="character" w:customStyle="1" w:styleId="Heading7Char">
+    <w:name w:val="Heading 7 Char"/>
+    <w:basedOn w:val="DefaultParagraphFont"/>
+    <w:link w:val="Heading7"/>
     <w:uiPriority w:val="9"/>
     <w:semiHidden/>
     <w:rsid w:val="00BA5ED2"/>
@@ -1839,10 +1792,10 @@
       <w:color w:val="595959" w:themeColor="text1" w:themeTint="A6"/>
     </w:rPr>
   </w:style>
-  <w:style w:type="character" w:customStyle="1" w:styleId="Ttulo8Car">
-    <w:name w:val="Título 8 Car"/>
-    <w:basedOn w:val="Fuentedeprrafopredeter"/>
-    <w:link w:val="Ttulo8"/>
+  <w:style w:type="character" w:customStyle="1" w:styleId="Heading8Char">
+    <w:name w:val="Heading 8 Char"/>
+    <w:basedOn w:val="DefaultParagraphFont"/>
+    <w:link w:val="Heading8"/>
     <w:uiPriority w:val="9"/>
     <w:semiHidden/>
     <w:rsid w:val="00BA5ED2"/>
@@ -1853,10 +1806,10 @@
       <w:color w:val="272727" w:themeColor="text1" w:themeTint="D8"/>
     </w:rPr>
   </w:style>
-  <w:style w:type="character" w:customStyle="1" w:styleId="Ttulo9Car">
-    <w:name w:val="Título 9 Car"/>
-    <w:basedOn w:val="Fuentedeprrafopredeter"/>
-    <w:link w:val="Ttulo9"/>
+  <w:style w:type="character" w:customStyle="1" w:styleId="Heading9Char">
+    <w:name w:val="Heading 9 Char"/>
+    <w:basedOn w:val="DefaultParagraphFont"/>
+    <w:link w:val="Heading9"/>
     <w:uiPriority w:val="9"/>
     <w:semiHidden/>
     <w:rsid w:val="00BA5ED2"/>
@@ -1865,11 +1818,11 @@
       <w:color w:val="272727" w:themeColor="text1" w:themeTint="D8"/>
     </w:rPr>
   </w:style>
-  <w:style w:type="paragraph" w:styleId="Ttulo">
+  <w:style w:type="paragraph" w:styleId="Title">
     <w:name w:val="Title"/>
     <w:basedOn w:val="Normal"/>
     <w:next w:val="Normal"/>
-    <w:link w:val="TtuloCar"/>
+    <w:link w:val="TitleChar"/>
     <w:uiPriority w:val="10"/>
     <w:qFormat/>
     <w:rsid w:val="00BA5ED2"/>
@@ -1885,10 +1838,10 @@
       <w:szCs w:val="56"/>
     </w:rPr>
   </w:style>
-  <w:style w:type="character" w:customStyle="1" w:styleId="TtuloCar">
-    <w:name w:val="Título Car"/>
-    <w:basedOn w:val="Fuentedeprrafopredeter"/>
-    <w:link w:val="Ttulo"/>
+  <w:style w:type="character" w:customStyle="1" w:styleId="TitleChar">
+    <w:name w:val="Title Char"/>
+    <w:basedOn w:val="DefaultParagraphFont"/>
+    <w:link w:val="Title"/>
     <w:uiPriority w:val="10"/>
     <w:rsid w:val="00BA5ED2"/>
     <w:rPr>
@@ -1899,11 +1852,11 @@
       <w:szCs w:val="56"/>
     </w:rPr>
   </w:style>
-  <w:style w:type="paragraph" w:styleId="Subttulo">
+  <w:style w:type="paragraph" w:styleId="Subtitle">
     <w:name w:val="Subtitle"/>
     <w:basedOn w:val="Normal"/>
     <w:next w:val="Normal"/>
-    <w:link w:val="SubttuloCar"/>
+    <w:link w:val="SubtitleChar"/>
     <w:uiPriority w:val="11"/>
     <w:qFormat/>
     <w:rsid w:val="00BA5ED2"/>
@@ -1920,10 +1873,10 @@
       <w:szCs w:val="28"/>
     </w:rPr>
   </w:style>
-  <w:style w:type="character" w:customStyle="1" w:styleId="SubttuloCar">
-    <w:name w:val="Subtítulo Car"/>
-    <w:basedOn w:val="Fuentedeprrafopredeter"/>
-    <w:link w:val="Subttulo"/>
+  <w:style w:type="character" w:customStyle="1" w:styleId="SubtitleChar">
+    <w:name w:val="Subtitle Char"/>
+    <w:basedOn w:val="DefaultParagraphFont"/>
+    <w:link w:val="Subtitle"/>
     <w:uiPriority w:val="11"/>
     <w:rsid w:val="00BA5ED2"/>
     <w:rPr>
@@ -1934,11 +1887,11 @@
       <w:szCs w:val="28"/>
     </w:rPr>
   </w:style>
-  <w:style w:type="paragraph" w:styleId="Cita">
+  <w:style w:type="paragraph" w:styleId="Quote">
     <w:name w:val="Quote"/>
     <w:basedOn w:val="Normal"/>
     <w:next w:val="Normal"/>
-    <w:link w:val="CitaCar"/>
+    <w:link w:val="QuoteChar"/>
     <w:uiPriority w:val="29"/>
     <w:qFormat/>
     <w:rsid w:val="00BA5ED2"/>
@@ -1952,10 +1905,10 @@
       <w:color w:val="404040" w:themeColor="text1" w:themeTint="BF"/>
     </w:rPr>
   </w:style>
-  <w:style w:type="character" w:customStyle="1" w:styleId="CitaCar">
-    <w:name w:val="Cita Car"/>
-    <w:basedOn w:val="Fuentedeprrafopredeter"/>
-    <w:link w:val="Cita"/>
+  <w:style w:type="character" w:customStyle="1" w:styleId="QuoteChar">
+    <w:name w:val="Quote Char"/>
+    <w:basedOn w:val="DefaultParagraphFont"/>
+    <w:link w:val="Quote"/>
     <w:uiPriority w:val="29"/>
     <w:rsid w:val="00BA5ED2"/>
     <w:rPr>
@@ -1964,7 +1917,7 @@
       <w:color w:val="404040" w:themeColor="text1" w:themeTint="BF"/>
     </w:rPr>
   </w:style>
-  <w:style w:type="paragraph" w:styleId="Prrafodelista">
+  <w:style w:type="paragraph" w:styleId="ListParagraph">
     <w:name w:val="List Paragraph"/>
     <w:basedOn w:val="Normal"/>
     <w:uiPriority w:val="34"/>
@@ -1975,9 +1928,9 @@
       <w:contextualSpacing/>
     </w:pPr>
   </w:style>
-  <w:style w:type="character" w:styleId="nfasisintenso">
+  <w:style w:type="character" w:styleId="IntenseEmphasis">
     <w:name w:val="Intense Emphasis"/>
-    <w:basedOn w:val="Fuentedeprrafopredeter"/>
+    <w:basedOn w:val="DefaultParagraphFont"/>
     <w:uiPriority w:val="21"/>
     <w:qFormat/>
     <w:rsid w:val="00BA5ED2"/>
@@ -1987,11 +1940,11 @@
       <w:color w:val="0F4761" w:themeColor="accent1" w:themeShade="BF"/>
     </w:rPr>
   </w:style>
-  <w:style w:type="paragraph" w:styleId="Citadestacada">
+  <w:style w:type="paragraph" w:styleId="IntenseQuote">
     <w:name w:val="Intense Quote"/>
     <w:basedOn w:val="Normal"/>
     <w:next w:val="Normal"/>
-    <w:link w:val="CitadestacadaCar"/>
+    <w:link w:val="IntenseQuoteChar"/>
     <w:uiPriority w:val="30"/>
     <w:qFormat/>
     <w:rsid w:val="00BA5ED2"/>
@@ -2010,10 +1963,10 @@
       <w:color w:val="0F4761" w:themeColor="accent1" w:themeShade="BF"/>
     </w:rPr>
   </w:style>
-  <w:style w:type="character" w:customStyle="1" w:styleId="CitadestacadaCar">
-    <w:name w:val="Cita destacada Car"/>
-    <w:basedOn w:val="Fuentedeprrafopredeter"/>
-    <w:link w:val="Citadestacada"/>
+  <w:style w:type="character" w:customStyle="1" w:styleId="IntenseQuoteChar">
+    <w:name w:val="Intense Quote Char"/>
+    <w:basedOn w:val="DefaultParagraphFont"/>
+    <w:link w:val="IntenseQuote"/>
     <w:uiPriority w:val="30"/>
     <w:rsid w:val="00BA5ED2"/>
     <w:rPr>
@@ -2022,9 +1975,9 @@
       <w:color w:val="0F4761" w:themeColor="accent1" w:themeShade="BF"/>
     </w:rPr>
   </w:style>
-  <w:style w:type="character" w:styleId="Referenciaintensa">
+  <w:style w:type="character" w:styleId="IntenseReference">
     <w:name w:val="Intense Reference"/>
-    <w:basedOn w:val="Fuentedeprrafopredeter"/>
+    <w:basedOn w:val="DefaultParagraphFont"/>
     <w:uiPriority w:val="32"/>
     <w:qFormat/>
     <w:rsid w:val="00BA5ED2"/>
@@ -2036,9 +1989,9 @@
       <w:spacing w:val="5"/>
     </w:rPr>
   </w:style>
-  <w:style w:type="character" w:styleId="Hipervnculo">
+  <w:style w:type="character" w:styleId="Hyperlink">
     <w:name w:val="Hyperlink"/>
-    <w:basedOn w:val="Fuentedeprrafopredeter"/>
+    <w:basedOn w:val="DefaultParagraphFont"/>
     <w:uiPriority w:val="99"/>
     <w:unhideWhenUsed/>
     <w:rsid w:val="006A428F"/>
@@ -2047,9 +2000,9 @@
       <w:u w:val="single"/>
     </w:rPr>
   </w:style>
-  <w:style w:type="character" w:styleId="Mencinsinresolver">
+  <w:style w:type="character" w:styleId="UnresolvedMention">
     <w:name w:val="Unresolved Mention"/>
-    <w:basedOn w:val="Fuentedeprrafopredeter"/>
+    <w:basedOn w:val="DefaultParagraphFont"/>
     <w:uiPriority w:val="99"/>
     <w:semiHidden/>
     <w:unhideWhenUsed/>
